--- a/docs/Subject recruitment messages.docx
+++ b/docs/Subject recruitment messages.docx
@@ -66,13 +66,7 @@
     </w:p>
     <w:p>
       <w:r>
-        <w:t>You are invited to participate in a research study about how people perceive happiness across different groups in the U.S. The survey will take approximately 10 minutes and involves predicting the average happiness of various demographic groups, along with answering some questions about yourself. You will receive $</w:t>
-      </w:r>
-      <w:r>
-        <w:t>3</w:t>
-      </w:r>
-      <w:r>
-        <w:t xml:space="preserve"> upon completion. Your responses will be anonymous and cannot be linked back to you.</w:t>
+        <w:t>You are invited to participate in a research study about how people perceive happiness across different groups in the U.S. The survey will take approximately 7 minutes and involves predicting the average happiness of various demographic groups, along with answering some questions about yourself. You will receive $2.45 upon completion. Your responses will be anonymous and cannot be linked back to you.</w:t>
       </w:r>
     </w:p>
     <w:p>
